--- a/products-storage/16-chto-v-smete-ne-oplatyat/60-slovar-poley-smeta.docx
+++ b/products-storage/16-chto-v-smete-ne-oplatyat/60-slovar-poley-smeta.docx
@@ -4,1205 +4,1053 @@
   <w:body>
     <w:p>
       <w:pPr>
-        <w:pStyle w:val="Heading1"/>
+        <w:pStyle w:val="Title"/>
       </w:pPr>
       <w:r>
-        <w:t>Словарь полей комплекта «Что в смете не оплатят»</w:t>
+        <w:t>Словарь полей для проверки сметы</w:t>
       </w:r>
     </w:p>
     <w:p>
       <w:r>
-        <w:t>Ключ к заполнению документов комплекта: каждое поле в двойных фигурных скобках — что в него вписать и откуда взять значение.</w:t>
+        <w:t>Заполните реквизиты по документам сделки. В формах 64 и 65 замените все поля в двойных фигурных скобках, удалите неприменимые пункты и проверьте приложения. В отправляемом документе поля и пояснения должны быть заполнены либо удалены вместе с соответствующим абзацем.</w:t>
       </w:r>
     </w:p>
-    <w:p/>
+    <w:p>
+      <w:pPr>
+        <w:pStyle w:val="Heading1"/>
+      </w:pPr>
+      <w:r>
+        <w:t>Стороны и полномочия</w:t>
+      </w:r>
+    </w:p>
     <w:tbl>
       <w:tblPr>
-        <w:tblStyle w:val="TableGrid"/>
         <w:tblW w:type="auto" w:w="0"/>
+        <w:tblLayout w:type="fixed"/>
         <w:tblLook w:firstColumn="1" w:firstRow="1" w:lastColumn="0" w:lastRow="0" w:noHBand="0" w:noVBand="1" w:val="04A0"/>
       </w:tblPr>
       <w:tblGrid>
-        <w:gridCol w:w="8640"/>
+        <w:gridCol w:w="4876"/>
+        <w:gridCol w:w="4876"/>
       </w:tblGrid>
       <w:tr>
+        <w:trPr>
+          <w:cantSplit/>
+          <w:tblHeader/>
+        </w:trPr>
         <w:tc>
           <w:tcPr>
-            <w:tcW w:type="dxa" w:w="8640"/>
+            <w:tcW w:type="dxa" w:w="3402"/>
+            <w:vAlign w:val="center"/>
+            <w:tcBorders>
+              <w:top w:val="single" w:sz="4" w:color="D9D9D9"/>
+              <w:left w:val="single" w:sz="4" w:color="D9D9D9"/>
+              <w:bottom w:val="single" w:sz="4" w:color="D9D9D9"/>
+              <w:right w:val="single" w:sz="4" w:color="D9D9D9"/>
+            </w:tcBorders>
+            <w:shd w:fill="EAE9E5"/>
           </w:tcPr>
           <w:p>
+            <w:pPr>
+              <w:spacing w:after="40" w:before="30"/>
+            </w:pPr>
             <w:r>
               <w:rPr>
                 <w:b/>
+                <w:sz w:val="18"/>
               </w:rPr>
-              <w:t>Важно, прочитайте до использования</w:t>
+              <w:t>Поля</w:t>
             </w:r>
           </w:p>
+        </w:tc>
+        <w:tc>
+          <w:tcPr>
+            <w:tcW w:type="dxa" w:w="6350"/>
+            <w:vAlign w:val="center"/>
+            <w:tcBorders>
+              <w:top w:val="single" w:sz="4" w:color="D9D9D9"/>
+              <w:left w:val="single" w:sz="4" w:color="D9D9D9"/>
+              <w:bottom w:val="single" w:sz="4" w:color="D9D9D9"/>
+              <w:right w:val="single" w:sz="4" w:color="D9D9D9"/>
+            </w:tcBorders>
+            <w:shd w:fill="EAE9E5"/>
+          </w:tcPr>
           <w:p>
+            <w:pPr>
+              <w:spacing w:after="40" w:before="30"/>
+            </w:pPr>
             <w:r>
-              <w:t>Это порядок проверки сметы и рабочие формы к нему, а не юридическая консультация, не составление сметы и не гарантия того, что генподрядчик согласится включить затраты. Комплект делает видимым, чего смета не оплачивает, — пока цена ещё обсуждается.</w:t>
+              <w:rPr>
+                <w:b/>
+                <w:sz w:val="18"/>
+              </w:rPr>
+              <w:t>Что указать и чем подтвердить</w:t>
             </w:r>
           </w:p>
+        </w:tc>
+      </w:tr>
+      <w:tr>
+        <w:trPr>
+          <w:cantSplit/>
+        </w:trPr>
+        <w:tc>
+          <w:tcPr>
+            <w:tcW w:type="dxa" w:w="3402"/>
+            <w:vAlign w:val="center"/>
+            <w:tcBorders>
+              <w:top w:val="single" w:sz="4" w:color="D9D9D9"/>
+              <w:left w:val="single" w:sz="4" w:color="D9D9D9"/>
+              <w:bottom w:val="single" w:sz="4" w:color="D9D9D9"/>
+              <w:right w:val="single" w:sz="4" w:color="D9D9D9"/>
+            </w:tcBorders>
+          </w:tcPr>
           <w:p>
+            <w:pPr>
+              <w:spacing w:after="40" w:before="30"/>
+            </w:pPr>
             <w:r>
-              <w:t>Комплект не составляет смету и не заменяет сметчика. Он проверяет уже составленную смету глазами того, кто по ней будет работать и получать деньги.</w:t>
+              <w:rPr>
+                <w:b w:val="0"/>
+                <w:sz w:val="18"/>
+              </w:rPr>
+              <w:t>НАИМЕНОВАНИЕ_ПОДРЯДЧИКА, АДРЕС_ПОДРЯДЧИКА</w:t>
             </w:r>
           </w:p>
+        </w:tc>
+        <w:tc>
+          <w:tcPr>
+            <w:tcW w:type="dxa" w:w="6350"/>
+            <w:vAlign w:val="center"/>
+            <w:tcBorders>
+              <w:top w:val="single" w:sz="4" w:color="D9D9D9"/>
+              <w:left w:val="single" w:sz="4" w:color="D9D9D9"/>
+              <w:bottom w:val="single" w:sz="4" w:color="D9D9D9"/>
+              <w:right w:val="single" w:sz="4" w:color="D9D9D9"/>
+            </w:tcBorders>
+          </w:tcPr>
           <w:p>
+            <w:pPr>
+              <w:spacing w:after="40" w:before="30"/>
+            </w:pPr>
             <w:r>
-              <w:t>Числовых величин здесь нет намеренно: проценты накладных расходов и сметной прибыли, размеры зимнего удорожания, номера расценок и индексы меняются, а скачанный файл не обновляется сам. Названо, где величину брать на дату проверки и что в ней проверить.</w:t>
+              <w:rPr>
+                <w:b w:val="0"/>
+                <w:sz w:val="18"/>
+              </w:rPr>
+              <w:t>Полное наименование и согласованный адрес уведомлений Подрядчика; договор и сведения ЕГРЮЛ.</w:t>
             </w:r>
           </w:p>
+        </w:tc>
+      </w:tr>
+      <w:tr>
+        <w:trPr>
+          <w:cantSplit/>
+        </w:trPr>
+        <w:tc>
+          <w:tcPr>
+            <w:tcW w:type="dxa" w:w="3402"/>
+            <w:vAlign w:val="center"/>
+            <w:tcBorders>
+              <w:top w:val="single" w:sz="4" w:color="D9D9D9"/>
+              <w:left w:val="single" w:sz="4" w:color="D9D9D9"/>
+              <w:bottom w:val="single" w:sz="4" w:color="D9D9D9"/>
+              <w:right w:val="single" w:sz="4" w:color="D9D9D9"/>
+            </w:tcBorders>
+          </w:tcPr>
           <w:p>
+            <w:pPr>
+              <w:spacing w:after="40" w:before="30"/>
+            </w:pPr>
             <w:r>
-              <w:t>Тексты вычитку юристом не проходили. Ссылок на номера статей и нормативов в файлах нет: проверка ведётся по вашему договору и вашей смете, а спор о праве — работа юриста по конкретным документам.</w:t>
+              <w:rPr>
+                <w:b w:val="0"/>
+                <w:sz w:val="18"/>
+              </w:rPr>
+              <w:t>НАИМЕНОВАНИЕ_ЗАКАЗЧИКА, АДРЕС_ЗАКАЗЧИКА</w:t>
             </w:r>
           </w:p>
+        </w:tc>
+        <w:tc>
+          <w:tcPr>
+            <w:tcW w:type="dxa" w:w="6350"/>
+            <w:vAlign w:val="center"/>
+            <w:tcBorders>
+              <w:top w:val="single" w:sz="4" w:color="D9D9D9"/>
+              <w:left w:val="single" w:sz="4" w:color="D9D9D9"/>
+              <w:bottom w:val="single" w:sz="4" w:color="D9D9D9"/>
+              <w:right w:val="single" w:sz="4" w:color="D9D9D9"/>
+            </w:tcBorders>
+          </w:tcPr>
           <w:p>
+            <w:pPr>
+              <w:spacing w:after="40" w:before="30"/>
+            </w:pPr>
             <w:r>
-              <w:t>Граница проходит по стадии. Договор не подписан, смета обсуждается — комплект работает. Работы уже идут, а затрат в смете нет — это спор о цене выполненного, и он ведётся другими комплектами: «Дополнительные работы: как получить оплату» и «Акты выполненных работ, КС-2 и КС-3».</w:t>
+              <w:rPr>
+                <w:b w:val="0"/>
+                <w:sz w:val="18"/>
+              </w:rPr>
+              <w:t>Сторона, согласующая цену и оплачивающая работы; договор и актуальные реквизиты.</w:t>
+            </w:r>
+          </w:p>
+        </w:tc>
+      </w:tr>
+      <w:tr>
+        <w:trPr>
+          <w:cantSplit/>
+        </w:trPr>
+        <w:tc>
+          <w:tcPr>
+            <w:tcW w:type="dxa" w:w="3402"/>
+            <w:vAlign w:val="center"/>
+            <w:tcBorders>
+              <w:top w:val="single" w:sz="4" w:color="D9D9D9"/>
+              <w:left w:val="single" w:sz="4" w:color="D9D9D9"/>
+              <w:bottom w:val="single" w:sz="4" w:color="D9D9D9"/>
+              <w:right w:val="single" w:sz="4" w:color="D9D9D9"/>
+            </w:tcBorders>
+          </w:tcPr>
+          <w:p>
+            <w:pPr>
+              <w:spacing w:after="40" w:before="30"/>
+            </w:pPr>
+            <w:r>
+              <w:rPr>
+                <w:b w:val="0"/>
+                <w:sz w:val="18"/>
+              </w:rPr>
+              <w:t>ДОЛЖНОСТЬ_ПОДПИСАНТА, ФИО_ПОДПИСАНТА, ОСНОВАНИЕ_ПОЛНОМОЧИЙ</w:t>
+            </w:r>
+          </w:p>
+        </w:tc>
+        <w:tc>
+          <w:tcPr>
+            <w:tcW w:type="dxa" w:w="6350"/>
+            <w:vAlign w:val="center"/>
+            <w:tcBorders>
+              <w:top w:val="single" w:sz="4" w:color="D9D9D9"/>
+              <w:left w:val="single" w:sz="4" w:color="D9D9D9"/>
+              <w:bottom w:val="single" w:sz="4" w:color="D9D9D9"/>
+              <w:right w:val="single" w:sz="4" w:color="D9D9D9"/>
+            </w:tcBorders>
+          </w:tcPr>
+          <w:p>
+            <w:pPr>
+              <w:spacing w:after="40" w:before="30"/>
+            </w:pPr>
+            <w:r>
+              <w:rPr>
+                <w:b w:val="0"/>
+                <w:sz w:val="18"/>
+              </w:rPr>
+              <w:t>Подписант Подрядчика и основание полномочий по уставу или доверенности.</w:t>
+            </w:r>
+          </w:p>
+        </w:tc>
+      </w:tr>
+      <w:tr>
+        <w:trPr>
+          <w:cantSplit/>
+        </w:trPr>
+        <w:tc>
+          <w:tcPr>
+            <w:tcW w:type="dxa" w:w="3402"/>
+            <w:vAlign w:val="center"/>
+            <w:tcBorders>
+              <w:top w:val="single" w:sz="4" w:color="D9D9D9"/>
+              <w:left w:val="single" w:sz="4" w:color="D9D9D9"/>
+              <w:bottom w:val="single" w:sz="4" w:color="D9D9D9"/>
+              <w:right w:val="single" w:sz="4" w:color="D9D9D9"/>
+            </w:tcBorders>
+          </w:tcPr>
+          <w:p>
+            <w:pPr>
+              <w:spacing w:after="40" w:before="30"/>
+            </w:pPr>
+            <w:r>
+              <w:rPr>
+                <w:b w:val="0"/>
+                <w:sz w:val="18"/>
+              </w:rPr>
+              <w:t>ПОДПИСАНТ_ЗАКАЗЧИКА, ПОЛНОМОЧИЯ_ЗАКАЗЧИКА</w:t>
+            </w:r>
+          </w:p>
+        </w:tc>
+        <w:tc>
+          <w:tcPr>
+            <w:tcW w:type="dxa" w:w="6350"/>
+            <w:vAlign w:val="center"/>
+            <w:tcBorders>
+              <w:top w:val="single" w:sz="4" w:color="D9D9D9"/>
+              <w:left w:val="single" w:sz="4" w:color="D9D9D9"/>
+              <w:bottom w:val="single" w:sz="4" w:color="D9D9D9"/>
+              <w:right w:val="single" w:sz="4" w:color="D9D9D9"/>
+            </w:tcBorders>
+          </w:tcPr>
+          <w:p>
+            <w:pPr>
+              <w:spacing w:after="40" w:before="30"/>
+            </w:pPr>
+            <w:r>
+              <w:rPr>
+                <w:b w:val="0"/>
+                <w:sz w:val="18"/>
+              </w:rPr>
+              <w:t>Должность, ФИО представителя Заказчика и основание его полномочий.</w:t>
             </w:r>
           </w:p>
         </w:tc>
       </w:tr>
     </w:tbl>
-    <w:p/>
     <w:p>
       <w:pPr>
-        <w:pStyle w:val="Heading2"/>
+        <w:pStyle w:val="Heading1"/>
       </w:pPr>
       <w:r>
-        <w:t>Как пользоваться словарём</w:t>
-      </w:r>
-    </w:p>
-    <w:p>
-      <w:pPr>
-        <w:pStyle w:val="ListBullet"/>
-      </w:pPr>
-      <w:r>
-        <w:t>Заполняйте поля по этой таблице, затем поиском по документу убедитесь, что скобок «{{» не осталось.</w:t>
-      </w:r>
-    </w:p>
-    <w:p>
-      <w:pPr>
-        <w:pStyle w:val="ListBullet"/>
-      </w:pPr>
-      <w:r>
-        <w:t>Поля с вариантами через косую черту заполняются выбором одного варианта; невыбранный удаляется целиком вместе со скобками.</w:t>
-      </w:r>
-    </w:p>
-    <w:p>
-      <w:pPr>
-        <w:pStyle w:val="ListBullet"/>
-      </w:pPr>
-      <w:r>
-        <w:t>Блок «Стороны» общий с остальными комплектами: значения, подставленные в документы других комплектов, переносятся сюда без изменений.</w:t>
-      </w:r>
-    </w:p>
-    <w:p>
-      <w:pPr>
-        <w:pStyle w:val="ListBullet"/>
-      </w:pPr>
-      <w:r>
-        <w:t>Поля со значениями денег и объёмов берутся из вашей сметы и вашего договора — не из этой таблицы и не из памяток комплекта.</w:t>
-      </w:r>
-    </w:p>
-    <w:p>
-      <w:pPr>
-        <w:pStyle w:val="Heading2"/>
-      </w:pPr>
-      <w:r>
-        <w:t>Стороны</w:t>
+        <w:t>Объект и документы</w:t>
       </w:r>
     </w:p>
     <w:tbl>
       <w:tblPr>
-        <w:tblStyle w:val="TableGrid"/>
         <w:tblW w:type="auto" w:w="0"/>
+        <w:tblLayout w:type="fixed"/>
         <w:tblLook w:firstColumn="1" w:firstRow="1" w:lastColumn="0" w:lastRow="0" w:noHBand="0" w:noVBand="1" w:val="04A0"/>
       </w:tblPr>
       <w:tblGrid>
-        <w:gridCol w:w="2880"/>
-        <w:gridCol w:w="2880"/>
-        <w:gridCol w:w="2880"/>
+        <w:gridCol w:w="4876"/>
+        <w:gridCol w:w="4876"/>
       </w:tblGrid>
       <w:tr>
+        <w:trPr>
+          <w:cantSplit/>
+          <w:tblHeader/>
+        </w:trPr>
         <w:tc>
           <w:tcPr>
-            <w:tcW w:type="dxa" w:w="2880"/>
+            <w:tcW w:type="dxa" w:w="3402"/>
+            <w:vAlign w:val="center"/>
+            <w:tcBorders>
+              <w:top w:val="single" w:sz="4" w:color="D9D9D9"/>
+              <w:left w:val="single" w:sz="4" w:color="D9D9D9"/>
+              <w:bottom w:val="single" w:sz="4" w:color="D9D9D9"/>
+              <w:right w:val="single" w:sz="4" w:color="D9D9D9"/>
+            </w:tcBorders>
+            <w:shd w:fill="EAE9E5"/>
           </w:tcPr>
           <w:p>
+            <w:pPr>
+              <w:spacing w:after="40" w:before="30"/>
+            </w:pPr>
             <w:r>
               <w:rPr>
                 <w:b/>
+                <w:sz w:val="18"/>
               </w:rPr>
-              <w:t>Поле</w:t>
+              <w:t>Поля</w:t>
             </w:r>
           </w:p>
         </w:tc>
         <w:tc>
           <w:tcPr>
-            <w:tcW w:type="dxa" w:w="2880"/>
+            <w:tcW w:type="dxa" w:w="6350"/>
+            <w:vAlign w:val="center"/>
+            <w:tcBorders>
+              <w:top w:val="single" w:sz="4" w:color="D9D9D9"/>
+              <w:left w:val="single" w:sz="4" w:color="D9D9D9"/>
+              <w:bottom w:val="single" w:sz="4" w:color="D9D9D9"/>
+              <w:right w:val="single" w:sz="4" w:color="D9D9D9"/>
+            </w:tcBorders>
+            <w:shd w:fill="EAE9E5"/>
           </w:tcPr>
           <w:p>
+            <w:pPr>
+              <w:spacing w:after="40" w:before="30"/>
+            </w:pPr>
             <w:r>
               <w:rPr>
                 <w:b/>
+                <w:sz w:val="18"/>
               </w:rPr>
-              <w:t>Что вписать</w:t>
+              <w:t>Источник и порядок заполнения</w:t>
+            </w:r>
+          </w:p>
+        </w:tc>
+      </w:tr>
+      <w:tr>
+        <w:trPr>
+          <w:cantSplit/>
+        </w:trPr>
+        <w:tc>
+          <w:tcPr>
+            <w:tcW w:type="dxa" w:w="3402"/>
+            <w:vAlign w:val="center"/>
+            <w:tcBorders>
+              <w:top w:val="single" w:sz="4" w:color="D9D9D9"/>
+              <w:left w:val="single" w:sz="4" w:color="D9D9D9"/>
+              <w:bottom w:val="single" w:sz="4" w:color="D9D9D9"/>
+              <w:right w:val="single" w:sz="4" w:color="D9D9D9"/>
+            </w:tcBorders>
+          </w:tcPr>
+          <w:p>
+            <w:pPr>
+              <w:spacing w:after="40" w:before="30"/>
+            </w:pPr>
+            <w:r>
+              <w:rPr>
+                <w:b w:val="0"/>
+                <w:sz w:val="18"/>
+              </w:rPr>
+              <w:t>НАИМЕНОВАНИЕ_ОБЪЕКТА, ПРЕДМЕТ_РАБОТ</w:t>
             </w:r>
           </w:p>
         </w:tc>
         <w:tc>
           <w:tcPr>
-            <w:tcW w:type="dxa" w:w="2880"/>
+            <w:tcW w:type="dxa" w:w="6350"/>
+            <w:vAlign w:val="center"/>
+            <w:tcBorders>
+              <w:top w:val="single" w:sz="4" w:color="D9D9D9"/>
+              <w:left w:val="single" w:sz="4" w:color="D9D9D9"/>
+              <w:bottom w:val="single" w:sz="4" w:color="D9D9D9"/>
+              <w:right w:val="single" w:sz="4" w:color="D9D9D9"/>
+            </w:tcBorders>
           </w:tcPr>
           <w:p>
+            <w:pPr>
+              <w:spacing w:after="40" w:before="30"/>
+            </w:pPr>
             <w:r>
               <w:rPr>
-                <w:b/>
+                <w:b w:val="0"/>
+                <w:sz w:val="18"/>
               </w:rPr>
-              <w:t>Откуда взять</w:t>
+              <w:t>Наименование объекта и конкретные работы по проекту и договору.</w:t>
             </w:r>
           </w:p>
         </w:tc>
       </w:tr>
       <w:tr>
+        <w:trPr>
+          <w:cantSplit/>
+        </w:trPr>
         <w:tc>
           <w:tcPr>
-            <w:tcW w:type="dxa" w:w="2880"/>
+            <w:tcW w:type="dxa" w:w="3402"/>
+            <w:vAlign w:val="center"/>
+            <w:tcBorders>
+              <w:top w:val="single" w:sz="4" w:color="D9D9D9"/>
+              <w:left w:val="single" w:sz="4" w:color="D9D9D9"/>
+              <w:bottom w:val="single" w:sz="4" w:color="D9D9D9"/>
+              <w:right w:val="single" w:sz="4" w:color="D9D9D9"/>
+            </w:tcBorders>
           </w:tcPr>
           <w:p>
+            <w:pPr>
+              <w:spacing w:after="40" w:before="30"/>
+            </w:pPr>
             <w:r>
-              <w:t>{{НАИМЕНОВАНИЕ_ПОДРЯДЧИКА}}</w:t>
+              <w:rPr>
+                <w:b w:val="0"/>
+                <w:sz w:val="18"/>
+              </w:rPr>
+              <w:t>НОМЕР_ДОГОВОРА, ДАТА_ДОГОВОРА</w:t>
             </w:r>
           </w:p>
         </w:tc>
         <w:tc>
           <w:tcPr>
-            <w:tcW w:type="dxa" w:w="2880"/>
+            <w:tcW w:type="dxa" w:w="6350"/>
+            <w:vAlign w:val="center"/>
+            <w:tcBorders>
+              <w:top w:val="single" w:sz="4" w:color="D9D9D9"/>
+              <w:left w:val="single" w:sz="4" w:color="D9D9D9"/>
+              <w:bottom w:val="single" w:sz="4" w:color="D9D9D9"/>
+              <w:right w:val="single" w:sz="4" w:color="D9D9D9"/>
+            </w:tcBorders>
           </w:tcPr>
           <w:p>
+            <w:pPr>
+              <w:spacing w:after="40" w:before="30"/>
+            </w:pPr>
             <w:r>
-              <w:t>Полное наименование вашей организации</w:t>
+              <w:rPr>
+                <w:b w:val="0"/>
+                <w:sz w:val="18"/>
+              </w:rPr>
+              <w:t>Реквизиты договора либо проекта. Для неподписанного документа укажите «проект» в тексте формы.</w:t>
+            </w:r>
+          </w:p>
+        </w:tc>
+      </w:tr>
+      <w:tr>
+        <w:trPr>
+          <w:cantSplit/>
+        </w:trPr>
+        <w:tc>
+          <w:tcPr>
+            <w:tcW w:type="dxa" w:w="3402"/>
+            <w:vAlign w:val="center"/>
+            <w:tcBorders>
+              <w:top w:val="single" w:sz="4" w:color="D9D9D9"/>
+              <w:left w:val="single" w:sz="4" w:color="D9D9D9"/>
+              <w:bottom w:val="single" w:sz="4" w:color="D9D9D9"/>
+              <w:right w:val="single" w:sz="4" w:color="D9D9D9"/>
+            </w:tcBorders>
+          </w:tcPr>
+          <w:p>
+            <w:pPr>
+              <w:spacing w:after="40" w:before="30"/>
+            </w:pPr>
+            <w:r>
+              <w:rPr>
+                <w:b w:val="0"/>
+                <w:sz w:val="18"/>
+              </w:rPr>
+              <w:t>НОМЕР_СМЕТЫ, ДАТА_СМЕТЫ, ПРИЛОЖЕНИЕ_К_ДОГОВОРУ</w:t>
             </w:r>
           </w:p>
         </w:tc>
         <w:tc>
           <w:tcPr>
-            <w:tcW w:type="dxa" w:w="2880"/>
+            <w:tcW w:type="dxa" w:w="6350"/>
+            <w:vAlign w:val="center"/>
+            <w:tcBorders>
+              <w:top w:val="single" w:sz="4" w:color="D9D9D9"/>
+              <w:left w:val="single" w:sz="4" w:color="D9D9D9"/>
+              <w:bottom w:val="single" w:sz="4" w:color="D9D9D9"/>
+              <w:right w:val="single" w:sz="4" w:color="D9D9D9"/>
+            </w:tcBorders>
           </w:tcPr>
           <w:p>
+            <w:pPr>
+              <w:spacing w:after="40" w:before="30"/>
+            </w:pPr>
             <w:r>
-              <w:t>учредительные документы, выписка ЕГРЮЛ</w:t>
+              <w:rPr>
+                <w:b w:val="0"/>
+                <w:sz w:val="18"/>
+              </w:rPr>
+              <w:t>Номер, дата и редакция сметы, её место в перечне приложений к договору.</w:t>
             </w:r>
           </w:p>
         </w:tc>
       </w:tr>
       <w:tr>
+        <w:trPr>
+          <w:cantSplit/>
+        </w:trPr>
         <w:tc>
           <w:tcPr>
-            <w:tcW w:type="dxa" w:w="2880"/>
+            <w:tcW w:type="dxa" w:w="3402"/>
+            <w:vAlign w:val="center"/>
+            <w:tcBorders>
+              <w:top w:val="single" w:sz="4" w:color="D9D9D9"/>
+              <w:left w:val="single" w:sz="4" w:color="D9D9D9"/>
+              <w:bottom w:val="single" w:sz="4" w:color="D9D9D9"/>
+              <w:right w:val="single" w:sz="4" w:color="D9D9D9"/>
+            </w:tcBorders>
           </w:tcPr>
           <w:p>
+            <w:pPr>
+              <w:spacing w:after="40" w:before="30"/>
+            </w:pPr>
             <w:r>
-              <w:t>{{ИНН_ПОДРЯДЧИКА}}, {{ОГРН_ПОДРЯДЧИКА}}</w:t>
+              <w:rPr>
+                <w:b w:val="0"/>
+                <w:sz w:val="18"/>
+              </w:rPr>
+              <w:t>ВИД_ЦЕНЫ</w:t>
             </w:r>
           </w:p>
         </w:tc>
         <w:tc>
           <w:tcPr>
-            <w:tcW w:type="dxa" w:w="2880"/>
+            <w:tcW w:type="dxa" w:w="6350"/>
+            <w:vAlign w:val="center"/>
+            <w:tcBorders>
+              <w:top w:val="single" w:sz="4" w:color="D9D9D9"/>
+              <w:left w:val="single" w:sz="4" w:color="D9D9D9"/>
+              <w:bottom w:val="single" w:sz="4" w:color="D9D9D9"/>
+              <w:right w:val="single" w:sz="4" w:color="D9D9D9"/>
+            </w:tcBorders>
           </w:tcPr>
           <w:p>
+            <w:pPr>
+              <w:spacing w:after="40" w:before="30"/>
+            </w:pPr>
             <w:r>
-              <w:t>ИНН и ОГРН вашей организации</w:t>
+              <w:rPr>
+                <w:b w:val="0"/>
+                <w:sz w:val="18"/>
+              </w:rPr>
+              <w:t>Твёрдая или приблизительная цена по договору. При отсутствии указания действует правило пункта 4 статьи 709 ГК РФ о твёрдой цене.</w:t>
+            </w:r>
+          </w:p>
+        </w:tc>
+      </w:tr>
+      <w:tr>
+        <w:trPr>
+          <w:cantSplit/>
+        </w:trPr>
+        <w:tc>
+          <w:tcPr>
+            <w:tcW w:type="dxa" w:w="3402"/>
+            <w:vAlign w:val="center"/>
+            <w:tcBorders>
+              <w:top w:val="single" w:sz="4" w:color="D9D9D9"/>
+              <w:left w:val="single" w:sz="4" w:color="D9D9D9"/>
+              <w:bottom w:val="single" w:sz="4" w:color="D9D9D9"/>
+              <w:right w:val="single" w:sz="4" w:color="D9D9D9"/>
+            </w:tcBorders>
+          </w:tcPr>
+          <w:p>
+            <w:pPr>
+              <w:spacing w:after="40" w:before="30"/>
+            </w:pPr>
+            <w:r>
+              <w:rPr>
+                <w:b w:val="0"/>
+                <w:sz w:val="18"/>
+              </w:rPr>
+              <w:t>ИСХОДЯЩИЙ_НОМЕР, ДАТА_ДОКУМЕНТА, ГОРОД</w:t>
             </w:r>
           </w:p>
         </w:tc>
         <w:tc>
           <w:tcPr>
-            <w:tcW w:type="dxa" w:w="2880"/>
+            <w:tcW w:type="dxa" w:w="6350"/>
+            <w:vAlign w:val="center"/>
+            <w:tcBorders>
+              <w:top w:val="single" w:sz="4" w:color="D9D9D9"/>
+              <w:left w:val="single" w:sz="4" w:color="D9D9D9"/>
+              <w:bottom w:val="single" w:sz="4" w:color="D9D9D9"/>
+              <w:right w:val="single" w:sz="4" w:color="D9D9D9"/>
+            </w:tcBorders>
           </w:tcPr>
           <w:p>
+            <w:pPr>
+              <w:spacing w:after="40" w:before="30"/>
+            </w:pPr>
             <w:r>
-              <w:t>выписка ЕГРЮЛ</w:t>
+              <w:rPr>
+                <w:b w:val="0"/>
+                <w:sz w:val="18"/>
+              </w:rPr>
+              <w:t>Журнал исходящих, дата подписания письма или протокола, место составления.</w:t>
+            </w:r>
+          </w:p>
+        </w:tc>
+      </w:tr>
+    </w:tbl>
+    <w:p>
+      <w:pPr>
+        <w:pStyle w:val="Heading1"/>
+      </w:pPr>
+      <w:r>
+        <w:t>Требования и согласование</w:t>
+      </w:r>
+    </w:p>
+    <w:tbl>
+      <w:tblPr>
+        <w:tblW w:type="auto" w:w="0"/>
+        <w:tblLayout w:type="fixed"/>
+        <w:tblLook w:firstColumn="1" w:firstRow="1" w:lastColumn="0" w:lastRow="0" w:noHBand="0" w:noVBand="1" w:val="04A0"/>
+      </w:tblPr>
+      <w:tblGrid>
+        <w:gridCol w:w="4876"/>
+        <w:gridCol w:w="4876"/>
+      </w:tblGrid>
+      <w:tr>
+        <w:trPr>
+          <w:cantSplit/>
+          <w:tblHeader/>
+        </w:trPr>
+        <w:tc>
+          <w:tcPr>
+            <w:tcW w:type="dxa" w:w="3402"/>
+            <w:vAlign w:val="center"/>
+            <w:tcBorders>
+              <w:top w:val="single" w:sz="4" w:color="D9D9D9"/>
+              <w:left w:val="single" w:sz="4" w:color="D9D9D9"/>
+              <w:bottom w:val="single" w:sz="4" w:color="D9D9D9"/>
+              <w:right w:val="single" w:sz="4" w:color="D9D9D9"/>
+            </w:tcBorders>
+            <w:shd w:fill="EAE9E5"/>
+          </w:tcPr>
+          <w:p>
+            <w:pPr>
+              <w:spacing w:after="40" w:before="30"/>
+            </w:pPr>
+            <w:r>
+              <w:rPr>
+                <w:b/>
+                <w:sz w:val="18"/>
+              </w:rPr>
+              <w:t>Поля</w:t>
+            </w:r>
+          </w:p>
+        </w:tc>
+        <w:tc>
+          <w:tcPr>
+            <w:tcW w:type="dxa" w:w="6350"/>
+            <w:vAlign w:val="center"/>
+            <w:tcBorders>
+              <w:top w:val="single" w:sz="4" w:color="D9D9D9"/>
+              <w:left w:val="single" w:sz="4" w:color="D9D9D9"/>
+              <w:bottom w:val="single" w:sz="4" w:color="D9D9D9"/>
+              <w:right w:val="single" w:sz="4" w:color="D9D9D9"/>
+            </w:tcBorders>
+            <w:shd w:fill="EAE9E5"/>
+          </w:tcPr>
+          <w:p>
+            <w:pPr>
+              <w:spacing w:after="40" w:before="30"/>
+            </w:pPr>
+            <w:r>
+              <w:rPr>
+                <w:b/>
+                <w:sz w:val="18"/>
+              </w:rPr>
+              <w:t>Что внести</w:t>
             </w:r>
           </w:p>
         </w:tc>
       </w:tr>
       <w:tr>
+        <w:trPr>
+          <w:cantSplit/>
+        </w:trPr>
         <w:tc>
           <w:tcPr>
-            <w:tcW w:type="dxa" w:w="2880"/>
+            <w:tcW w:type="dxa" w:w="3402"/>
+            <w:vAlign w:val="center"/>
+            <w:tcBorders>
+              <w:top w:val="single" w:sz="4" w:color="D9D9D9"/>
+              <w:left w:val="single" w:sz="4" w:color="D9D9D9"/>
+              <w:bottom w:val="single" w:sz="4" w:color="D9D9D9"/>
+              <w:right w:val="single" w:sz="4" w:color="D9D9D9"/>
+            </w:tcBorders>
           </w:tcPr>
           <w:p>
+            <w:pPr>
+              <w:spacing w:after="40" w:before="30"/>
+            </w:pPr>
             <w:r>
-              <w:t>{{АДРЕС_ПОДРЯДЧИКА}}</w:t>
+              <w:rPr>
+                <w:b w:val="0"/>
+                <w:sz w:val="18"/>
+              </w:rPr>
+              <w:t>СРОК_ОТВЕТА_НА_ЗАПРОС, АДРЕС_ДЛЯ_ОТВЕТА, ЭЛЕКТРОННАЯ_ПОЧТА</w:t>
             </w:r>
           </w:p>
         </w:tc>
         <w:tc>
           <w:tcPr>
-            <w:tcW w:type="dxa" w:w="2880"/>
+            <w:tcW w:type="dxa" w:w="6350"/>
+            <w:vAlign w:val="center"/>
+            <w:tcBorders>
+              <w:top w:val="single" w:sz="4" w:color="D9D9D9"/>
+              <w:left w:val="single" w:sz="4" w:color="D9D9D9"/>
+              <w:bottom w:val="single" w:sz="4" w:color="D9D9D9"/>
+              <w:right w:val="single" w:sz="4" w:color="D9D9D9"/>
+            </w:tcBorders>
           </w:tcPr>
           <w:p>
+            <w:pPr>
+              <w:spacing w:after="40" w:before="30"/>
+            </w:pPr>
             <w:r>
-              <w:t>Юридический адрес вашей организации</w:t>
+              <w:rPr>
+                <w:b w:val="0"/>
+                <w:sz w:val="18"/>
+              </w:rPr>
+              <w:t>Дата рассмотрения с запасом до подписания; адрес и канал переписки, согласованные сторонами.</w:t>
+            </w:r>
+          </w:p>
+        </w:tc>
+      </w:tr>
+      <w:tr>
+        <w:trPr>
+          <w:cantSplit/>
+        </w:trPr>
+        <w:tc>
+          <w:tcPr>
+            <w:tcW w:type="dxa" w:w="3402"/>
+            <w:vAlign w:val="center"/>
+            <w:tcBorders>
+              <w:top w:val="single" w:sz="4" w:color="D9D9D9"/>
+              <w:left w:val="single" w:sz="4" w:color="D9D9D9"/>
+              <w:bottom w:val="single" w:sz="4" w:color="D9D9D9"/>
+              <w:right w:val="single" w:sz="4" w:color="D9D9D9"/>
+            </w:tcBorders>
+          </w:tcPr>
+          <w:p>
+            <w:pPr>
+              <w:spacing w:after="40" w:before="30"/>
+            </w:pPr>
+            <w:r>
+              <w:rPr>
+                <w:b w:val="0"/>
+                <w:sz w:val="18"/>
+              </w:rPr>
+              <w:t>НОМЕР_ПОЗИЦИИ_СМЕТЫ, РЕДАКЦИЯ_ЗАКАЗЧИКА, РЕДАКЦИЯ_ПОДРЯДЧИКА, ОБОСНОВАНИЕ_ПОЗИЦИИ</w:t>
             </w:r>
           </w:p>
         </w:tc>
         <w:tc>
           <w:tcPr>
-            <w:tcW w:type="dxa" w:w="2880"/>
+            <w:tcW w:type="dxa" w:w="6350"/>
+            <w:vAlign w:val="center"/>
+            <w:tcBorders>
+              <w:top w:val="single" w:sz="4" w:color="D9D9D9"/>
+              <w:left w:val="single" w:sz="4" w:color="D9D9D9"/>
+              <w:bottom w:val="single" w:sz="4" w:color="D9D9D9"/>
+              <w:right w:val="single" w:sz="4" w:color="D9D9D9"/>
+            </w:tcBorders>
           </w:tcPr>
           <w:p>
+            <w:pPr>
+              <w:spacing w:after="40" w:before="30"/>
+            </w:pPr>
             <w:r>
-              <w:t>выписка ЕГРЮЛ</w:t>
+              <w:rPr>
+                <w:b w:val="0"/>
+                <w:sz w:val="18"/>
+              </w:rPr>
+              <w:t>Номер спорной строки, две полные редакции с единицей измерения, объёмом и стоимостью; проект, ведомость или расчёт.</w:t>
             </w:r>
           </w:p>
         </w:tc>
       </w:tr>
       <w:tr>
+        <w:trPr>
+          <w:cantSplit/>
+        </w:trPr>
         <w:tc>
           <w:tcPr>
-            <w:tcW w:type="dxa" w:w="2880"/>
+            <w:tcW w:type="dxa" w:w="3402"/>
+            <w:vAlign w:val="center"/>
+            <w:tcBorders>
+              <w:top w:val="single" w:sz="4" w:color="D9D9D9"/>
+              <w:left w:val="single" w:sz="4" w:color="D9D9D9"/>
+              <w:bottom w:val="single" w:sz="4" w:color="D9D9D9"/>
+              <w:right w:val="single" w:sz="4" w:color="D9D9D9"/>
+            </w:tcBorders>
           </w:tcPr>
           <w:p>
+            <w:pPr>
+              <w:spacing w:after="40" w:before="30"/>
+            </w:pPr>
             <w:r>
-              <w:t>{{КОНТАКТЫ_ПОДРЯДЧИКА}}</w:t>
+              <w:rPr>
+                <w:b w:val="0"/>
+                <w:sz w:val="18"/>
+              </w:rPr>
+              <w:t>УСЛОВИЯ_ПЕРЕСЧЕТА</w:t>
             </w:r>
           </w:p>
         </w:tc>
         <w:tc>
           <w:tcPr>
-            <w:tcW w:type="dxa" w:w="2880"/>
+            <w:tcW w:type="dxa" w:w="6350"/>
+            <w:vAlign w:val="center"/>
+            <w:tcBorders>
+              <w:top w:val="single" w:sz="4" w:color="D9D9D9"/>
+              <w:left w:val="single" w:sz="4" w:color="D9D9D9"/>
+              <w:bottom w:val="single" w:sz="4" w:color="D9D9D9"/>
+              <w:right w:val="single" w:sz="4" w:color="D9D9D9"/>
+            </w:tcBorders>
           </w:tcPr>
           <w:p>
+            <w:pPr>
+              <w:spacing w:after="40" w:before="30"/>
+            </w:pPr>
             <w:r>
-              <w:t>Телефон и адрес электронной почты для переписки по смете</w:t>
+              <w:rPr>
+                <w:b w:val="0"/>
+                <w:sz w:val="18"/>
+              </w:rPr>
+              <w:t>Конкретные события, при которых стороны согласуют изменение цены, и подтверждающие документы.</w:t>
+            </w:r>
+          </w:p>
+        </w:tc>
+      </w:tr>
+      <w:tr>
+        <w:trPr>
+          <w:cantSplit/>
+        </w:trPr>
+        <w:tc>
+          <w:tcPr>
+            <w:tcW w:type="dxa" w:w="3402"/>
+            <w:vAlign w:val="center"/>
+            <w:tcBorders>
+              <w:top w:val="single" w:sz="4" w:color="D9D9D9"/>
+              <w:left w:val="single" w:sz="4" w:color="D9D9D9"/>
+              <w:bottom w:val="single" w:sz="4" w:color="D9D9D9"/>
+              <w:right w:val="single" w:sz="4" w:color="D9D9D9"/>
+            </w:tcBorders>
+          </w:tcPr>
+          <w:p>
+            <w:pPr>
+              <w:spacing w:after="40" w:before="30"/>
+            </w:pPr>
+            <w:r>
+              <w:rPr>
+                <w:b w:val="0"/>
+                <w:sz w:val="18"/>
+              </w:rPr>
+              <w:t>СРОК_УВЕДОМЛЕНИЯ, СРОК_РАССМОТРЕНИЯ</w:t>
             </w:r>
           </w:p>
         </w:tc>
         <w:tc>
           <w:tcPr>
-            <w:tcW w:type="dxa" w:w="2880"/>
+            <w:tcW w:type="dxa" w:w="6350"/>
+            <w:vAlign w:val="center"/>
+            <w:tcBorders>
+              <w:top w:val="single" w:sz="4" w:color="D9D9D9"/>
+              <w:left w:val="single" w:sz="4" w:color="D9D9D9"/>
+              <w:bottom w:val="single" w:sz="4" w:color="D9D9D9"/>
+              <w:right w:val="single" w:sz="4" w:color="D9D9D9"/>
+            </w:tcBorders>
           </w:tcPr>
           <w:p>
+            <w:pPr>
+              <w:spacing w:after="40" w:before="30"/>
+            </w:pPr>
             <w:r>
-              <w:t>ваши рабочие контакты</w:t>
+              <w:rPr>
+                <w:b w:val="0"/>
+                <w:sz w:val="18"/>
+              </w:rPr>
+              <w:t>Согласованное число рабочих или календарных дней; вид дней укажите в тексте формы.</w:t>
             </w:r>
           </w:p>
         </w:tc>
       </w:tr>
       <w:tr>
+        <w:trPr>
+          <w:cantSplit/>
+        </w:trPr>
         <w:tc>
           <w:tcPr>
-            <w:tcW w:type="dxa" w:w="2880"/>
+            <w:tcW w:type="dxa" w:w="3402"/>
+            <w:vAlign w:val="center"/>
+            <w:tcBorders>
+              <w:top w:val="single" w:sz="4" w:color="D9D9D9"/>
+              <w:left w:val="single" w:sz="4" w:color="D9D9D9"/>
+              <w:bottom w:val="single" w:sz="4" w:color="D9D9D9"/>
+              <w:right w:val="single" w:sz="4" w:color="D9D9D9"/>
+            </w:tcBorders>
           </w:tcPr>
           <w:p>
+            <w:pPr>
+              <w:spacing w:after="40" w:before="30"/>
+            </w:pPr>
             <w:r>
-              <w:t>{{НАИМЕНОВАНИЕ_ЗАКАЗЧИКА}}</w:t>
+              <w:rPr>
+                <w:b w:val="0"/>
+                <w:sz w:val="18"/>
+              </w:rPr>
+              <w:t>ПОРЯДОК_ПЕРЕСЧЕТА</w:t>
             </w:r>
           </w:p>
         </w:tc>
         <w:tc>
           <w:tcPr>
-            <w:tcW w:type="dxa" w:w="2880"/>
+            <w:tcW w:type="dxa" w:w="6350"/>
+            <w:vAlign w:val="center"/>
+            <w:tcBorders>
+              <w:top w:val="single" w:sz="4" w:color="D9D9D9"/>
+              <w:left w:val="single" w:sz="4" w:color="D9D9D9"/>
+              <w:bottom w:val="single" w:sz="4" w:color="D9D9D9"/>
+              <w:right w:val="single" w:sz="4" w:color="D9D9D9"/>
+            </w:tcBorders>
           </w:tcPr>
           <w:p>
+            <w:pPr>
+              <w:spacing w:after="40" w:before="30"/>
+            </w:pPr>
             <w:r>
-              <w:t>Полное наименование стороны, которая утверждает смету и платит: генподрядчик либо заказчик напрямую</w:t>
+              <w:rPr>
+                <w:b w:val="0"/>
+                <w:sz w:val="18"/>
+              </w:rPr>
+              <w:t>Состав расчёта, способ определения новой цены, подписанты и документ согласования.</w:t>
+            </w:r>
+          </w:p>
+        </w:tc>
+      </w:tr>
+      <w:tr>
+        <w:trPr>
+          <w:cantSplit/>
+        </w:trPr>
+        <w:tc>
+          <w:tcPr>
+            <w:tcW w:type="dxa" w:w="3402"/>
+            <w:vAlign w:val="center"/>
+            <w:tcBorders>
+              <w:top w:val="single" w:sz="4" w:color="D9D9D9"/>
+              <w:left w:val="single" w:sz="4" w:color="D9D9D9"/>
+              <w:bottom w:val="single" w:sz="4" w:color="D9D9D9"/>
+              <w:right w:val="single" w:sz="4" w:color="D9D9D9"/>
+            </w:tcBorders>
+          </w:tcPr>
+          <w:p>
+            <w:pPr>
+              <w:spacing w:after="40" w:before="30"/>
+            </w:pPr>
+            <w:r>
+              <w:rPr>
+                <w:b w:val="0"/>
+                <w:sz w:val="18"/>
+              </w:rPr>
+              <w:t>ОБЩАЯ_СТОИМОСТЬ, НДС, ПОРЯДОК_ОПЛАТЫ</w:t>
             </w:r>
           </w:p>
         </w:tc>
         <w:tc>
           <w:tcPr>
-            <w:tcW w:type="dxa" w:w="2880"/>
+            <w:tcW w:type="dxa" w:w="6350"/>
+            <w:vAlign w:val="center"/>
+            <w:tcBorders>
+              <w:top w:val="single" w:sz="4" w:color="D9D9D9"/>
+              <w:left w:val="single" w:sz="4" w:color="D9D9D9"/>
+              <w:bottom w:val="single" w:sz="4" w:color="D9D9D9"/>
+              <w:right w:val="single" w:sz="4" w:color="D9D9D9"/>
+            </w:tcBorders>
           </w:tcPr>
           <w:p>
+            <w:pPr>
+              <w:spacing w:after="40" w:before="30"/>
+            </w:pPr>
             <w:r>
-              <w:t>проект договора, актуальная выписка ЕГРЮЛ</w:t>
-            </w:r>
-          </w:p>
-        </w:tc>
-      </w:tr>
-      <w:tr>
-        <w:tc>
-          <w:tcPr>
-            <w:tcW w:type="dxa" w:w="2880"/>
-          </w:tcPr>
-          <w:p>
-            <w:r>
-              <w:t>{{АДРЕС_ЗАКАЗЧИКА}}</w:t>
-            </w:r>
-          </w:p>
-        </w:tc>
-        <w:tc>
-          <w:tcPr>
-            <w:tcW w:type="dxa" w:w="2880"/>
-          </w:tcPr>
-          <w:p>
-            <w:r>
-              <w:t>Юридический адрес этой стороны</w:t>
-            </w:r>
-          </w:p>
-        </w:tc>
-        <w:tc>
-          <w:tcPr>
-            <w:tcW w:type="dxa" w:w="2880"/>
-          </w:tcPr>
-          <w:p>
-            <w:r>
-              <w:t>свежая выписка ЕГРЮЛ, а не шапка проекта договора</w:t>
-            </w:r>
-          </w:p>
-        </w:tc>
-      </w:tr>
-      <w:tr>
-        <w:tc>
-          <w:tcPr>
-            <w:tcW w:type="dxa" w:w="2880"/>
-          </w:tcPr>
-          <w:p>
-            <w:r>
-              <w:t>{{ДОЛЖНОСТЬ_ПОДПИСАНТА}}, {{ФИО_ПОДПИСАНТА}}</w:t>
-            </w:r>
-          </w:p>
-        </w:tc>
-        <w:tc>
-          <w:tcPr>
-            <w:tcW w:type="dxa" w:w="2880"/>
-          </w:tcPr>
-          <w:p>
-            <w:r>
-              <w:t>Кто подписывает от вашей организации</w:t>
-            </w:r>
-          </w:p>
-        </w:tc>
-        <w:tc>
-          <w:tcPr>
-            <w:tcW w:type="dxa" w:w="2880"/>
-          </w:tcPr>
-          <w:p>
-            <w:r>
-              <w:t>устав, доверенность</w:t>
-            </w:r>
-          </w:p>
-        </w:tc>
-      </w:tr>
-      <w:tr>
-        <w:tc>
-          <w:tcPr>
-            <w:tcW w:type="dxa" w:w="2880"/>
-          </w:tcPr>
-          <w:p>
-            <w:r>
-              <w:t>{{ОСНОВАНИЕ_ПОЛНОМОЧИЙ}}</w:t>
-            </w:r>
-          </w:p>
-        </w:tc>
-        <w:tc>
-          <w:tcPr>
-            <w:tcW w:type="dxa" w:w="2880"/>
-          </w:tcPr>
-          <w:p>
-            <w:r>
-              <w:t>«действующего на основании Устава» либо реквизиты доверенности</w:t>
-            </w:r>
-          </w:p>
-        </w:tc>
-        <w:tc>
-          <w:tcPr>
-            <w:tcW w:type="dxa" w:w="2880"/>
-          </w:tcPr>
-          <w:p>
-            <w:r>
-              <w:t>устав, доверенность</w:t>
+              <w:rPr>
+                <w:b w:val="0"/>
+                <w:sz w:val="18"/>
+              </w:rPr>
+              <w:t>Итог согласованных изменений, режим НДС и связь с графиком оплаты. Исключите повторный учёт уже покрытых затрат.</w:t>
             </w:r>
           </w:p>
         </w:tc>
       </w:tr>
     </w:tbl>
-    <w:p/>
     <w:p>
       <w:pPr>
-        <w:pStyle w:val="Heading2"/>
+        <w:pStyle w:val="Heading1"/>
       </w:pPr>
       <w:r>
-        <w:t>Объект и договор</w:t>
-      </w:r>
-    </w:p>
-    <w:tbl>
-      <w:tblPr>
-        <w:tblStyle w:val="TableGrid"/>
-        <w:tblW w:type="auto" w:w="0"/>
-        <w:tblLook w:firstColumn="1" w:firstRow="1" w:lastColumn="0" w:lastRow="0" w:noHBand="0" w:noVBand="1" w:val="04A0"/>
-      </w:tblPr>
-      <w:tblGrid>
-        <w:gridCol w:w="2880"/>
-        <w:gridCol w:w="2880"/>
-        <w:gridCol w:w="2880"/>
-      </w:tblGrid>
-      <w:tr>
-        <w:tc>
-          <w:tcPr>
-            <w:tcW w:type="dxa" w:w="2880"/>
-          </w:tcPr>
-          <w:p>
-            <w:r>
-              <w:rPr>
-                <w:b/>
-              </w:rPr>
-              <w:t>Поле</w:t>
-            </w:r>
-          </w:p>
-        </w:tc>
-        <w:tc>
-          <w:tcPr>
-            <w:tcW w:type="dxa" w:w="2880"/>
-          </w:tcPr>
-          <w:p>
-            <w:r>
-              <w:rPr>
-                <w:b/>
-              </w:rPr>
-              <w:t>Что вписать</w:t>
-            </w:r>
-          </w:p>
-        </w:tc>
-        <w:tc>
-          <w:tcPr>
-            <w:tcW w:type="dxa" w:w="2880"/>
-          </w:tcPr>
-          <w:p>
-            <w:r>
-              <w:rPr>
-                <w:b/>
-              </w:rPr>
-              <w:t>Откуда взять</w:t>
-            </w:r>
-          </w:p>
-        </w:tc>
-      </w:tr>
-      <w:tr>
-        <w:tc>
-          <w:tcPr>
-            <w:tcW w:type="dxa" w:w="2880"/>
-          </w:tcPr>
-          <w:p>
-            <w:r>
-              <w:t>{{НАИМЕНОВАНИЕ_ОБЪЕКТА}}, {{АДРЕС_ОБЪЕКТА}}</w:t>
-            </w:r>
-          </w:p>
-        </w:tc>
-        <w:tc>
-          <w:tcPr>
-            <w:tcW w:type="dxa" w:w="2880"/>
-          </w:tcPr>
-          <w:p>
-            <w:r>
-              <w:t>Объект дословно так, как он назван в проекте договора</w:t>
-            </w:r>
-          </w:p>
-        </w:tc>
-        <w:tc>
-          <w:tcPr>
-            <w:tcW w:type="dxa" w:w="2880"/>
-          </w:tcPr>
-          <w:p>
-            <w:r>
-              <w:t>проект договора, задание, проектная документация</w:t>
-            </w:r>
-          </w:p>
-        </w:tc>
-      </w:tr>
-      <w:tr>
-        <w:tc>
-          <w:tcPr>
-            <w:tcW w:type="dxa" w:w="2880"/>
-          </w:tcPr>
-          <w:p>
-            <w:r>
-              <w:t>{{НОМЕР_ДОГОВОРА}}, {{ДАТА_ДОГОВОРА}}</w:t>
-            </w:r>
-          </w:p>
-        </w:tc>
-        <w:tc>
-          <w:tcPr>
-            <w:tcW w:type="dxa" w:w="2880"/>
-          </w:tcPr>
-          <w:p>
-            <w:r>
-              <w:t>Реквизиты договора. Договор ещё не подписан — вписывается «проект договора от {{ДАТА_ПРОЕКТА_ДОГОВОРА}}»</w:t>
-            </w:r>
-          </w:p>
-        </w:tc>
-        <w:tc>
-          <w:tcPr>
-            <w:tcW w:type="dxa" w:w="2880"/>
-          </w:tcPr>
-          <w:p>
-            <w:r>
-              <w:t>сам договор либо переписка, которой прислан проект</w:t>
-            </w:r>
-          </w:p>
-        </w:tc>
-      </w:tr>
-      <w:tr>
-        <w:tc>
-          <w:tcPr>
-            <w:tcW w:type="dxa" w:w="2880"/>
-          </w:tcPr>
-          <w:p>
-            <w:r>
-              <w:t>{{ПРЕДМЕТ_РАБОТ}}</w:t>
-            </w:r>
-          </w:p>
-        </w:tc>
-        <w:tc>
-          <w:tcPr>
-            <w:tcW w:type="dxa" w:w="2880"/>
-          </w:tcPr>
-          <w:p>
-            <w:r>
-              <w:t>Ваш вид работ одной строкой, как он назван в договоре</w:t>
-            </w:r>
-          </w:p>
-        </w:tc>
-        <w:tc>
-          <w:tcPr>
-            <w:tcW w:type="dxa" w:w="2880"/>
-          </w:tcPr>
-          <w:p>
-            <w:r>
-              <w:t>предмет договора</w:t>
-            </w:r>
-          </w:p>
-        </w:tc>
-      </w:tr>
-      <w:tr>
-        <w:tc>
-          <w:tcPr>
-            <w:tcW w:type="dxa" w:w="2880"/>
-          </w:tcPr>
-          <w:p>
-            <w:r>
-              <w:t>{{ВИД_ЦЕНЫ: твёрдая / приблизительная}}</w:t>
-            </w:r>
-          </w:p>
-        </w:tc>
-        <w:tc>
-          <w:tcPr>
-            <w:tcW w:type="dxa" w:w="2880"/>
-          </w:tcPr>
-          <w:p>
-            <w:r>
-              <w:t>Как цена названа в проекте договора. Не названа никак — так и записывается: «в договоре не определена»</w:t>
-            </w:r>
-          </w:p>
-        </w:tc>
-        <w:tc>
-          <w:tcPr>
-            <w:tcW w:type="dxa" w:w="2880"/>
-          </w:tcPr>
-          <w:p>
-            <w:r>
-              <w:t>раздел договора о цене</w:t>
-            </w:r>
-          </w:p>
-        </w:tc>
-      </w:tr>
-      <w:tr>
-        <w:tc>
-          <w:tcPr>
-            <w:tcW w:type="dxa" w:w="2880"/>
-          </w:tcPr>
-          <w:p>
-            <w:r>
-              <w:t>{{СРОК_ПО_ДОГОВОРУ}}</w:t>
-            </w:r>
-          </w:p>
-        </w:tc>
-        <w:tc>
-          <w:tcPr>
-            <w:tcW w:type="dxa" w:w="2880"/>
-          </w:tcPr>
-          <w:p>
-            <w:r>
-              <w:t>Начало и окончание работ по проекту договора: от них зависит, попадает ли работа в зимний период</w:t>
-            </w:r>
-          </w:p>
-        </w:tc>
-        <w:tc>
-          <w:tcPr>
-            <w:tcW w:type="dxa" w:w="2880"/>
-          </w:tcPr>
-          <w:p>
-            <w:r>
-              <w:t>раздел договора о сроках, календарный график</w:t>
-            </w:r>
-          </w:p>
-        </w:tc>
-      </w:tr>
-    </w:tbl>
-    <w:p/>
-    <w:p>
-      <w:pPr>
-        <w:pStyle w:val="Heading2"/>
-      </w:pPr>
-      <w:r>
-        <w:t>Смета</w:t>
-      </w:r>
-    </w:p>
-    <w:tbl>
-      <w:tblPr>
-        <w:tblStyle w:val="TableGrid"/>
-        <w:tblW w:type="auto" w:w="0"/>
-        <w:tblLook w:firstColumn="1" w:firstRow="1" w:lastColumn="0" w:lastRow="0" w:noHBand="0" w:noVBand="1" w:val="04A0"/>
-      </w:tblPr>
-      <w:tblGrid>
-        <w:gridCol w:w="2880"/>
-        <w:gridCol w:w="2880"/>
-        <w:gridCol w:w="2880"/>
-      </w:tblGrid>
-      <w:tr>
-        <w:tc>
-          <w:tcPr>
-            <w:tcW w:type="dxa" w:w="2880"/>
-          </w:tcPr>
-          <w:p>
-            <w:r>
-              <w:rPr>
-                <w:b/>
-              </w:rPr>
-              <w:t>Поле</w:t>
-            </w:r>
-          </w:p>
-        </w:tc>
-        <w:tc>
-          <w:tcPr>
-            <w:tcW w:type="dxa" w:w="2880"/>
-          </w:tcPr>
-          <w:p>
-            <w:r>
-              <w:rPr>
-                <w:b/>
-              </w:rPr>
-              <w:t>Что вписать</w:t>
-            </w:r>
-          </w:p>
-        </w:tc>
-        <w:tc>
-          <w:tcPr>
-            <w:tcW w:type="dxa" w:w="2880"/>
-          </w:tcPr>
-          <w:p>
-            <w:r>
-              <w:rPr>
-                <w:b/>
-              </w:rPr>
-              <w:t>Откуда взять</w:t>
-            </w:r>
-          </w:p>
-        </w:tc>
-      </w:tr>
-      <w:tr>
-        <w:tc>
-          <w:tcPr>
-            <w:tcW w:type="dxa" w:w="2880"/>
-          </w:tcPr>
-          <w:p>
-            <w:r>
-              <w:t>{{НОМЕР_СМЕТЫ}}, {{ДАТА_СМЕТЫ}}</w:t>
-            </w:r>
-          </w:p>
-        </w:tc>
-        <w:tc>
-          <w:tcPr>
-            <w:tcW w:type="dxa" w:w="2880"/>
-          </w:tcPr>
-          <w:p>
-            <w:r>
-              <w:t>Реквизиты проверяемого сметного расчёта</w:t>
-            </w:r>
-          </w:p>
-        </w:tc>
-        <w:tc>
-          <w:tcPr>
-            <w:tcW w:type="dxa" w:w="2880"/>
-          </w:tcPr>
-          <w:p>
-            <w:r>
-              <w:t>титул самой сметы</w:t>
-            </w:r>
-          </w:p>
-        </w:tc>
-      </w:tr>
-      <w:tr>
-        <w:tc>
-          <w:tcPr>
-            <w:tcW w:type="dxa" w:w="2880"/>
-          </w:tcPr>
-          <w:p>
-            <w:r>
-              <w:t>{{ПРИЛОЖЕНИЕ_К_ДОГОВОРУ}}</w:t>
-            </w:r>
-          </w:p>
-        </w:tc>
-        <w:tc>
-          <w:tcPr>
-            <w:tcW w:type="dxa" w:w="2880"/>
-          </w:tcPr>
-          <w:p>
-            <w:r>
-              <w:t>Номер приложения, которым смета входит в договор</w:t>
-            </w:r>
-          </w:p>
-        </w:tc>
-        <w:tc>
-          <w:tcPr>
-            <w:tcW w:type="dxa" w:w="2880"/>
-          </w:tcPr>
-          <w:p>
-            <w:r>
-              <w:t>перечень приложений в проекте договора</w:t>
-            </w:r>
-          </w:p>
-        </w:tc>
-      </w:tr>
-      <w:tr>
-        <w:tc>
-          <w:tcPr>
-            <w:tcW w:type="dxa" w:w="2880"/>
-          </w:tcPr>
-          <w:p>
-            <w:r>
-              <w:t>{{СМЕТНО_НОРМАТИВНАЯ_БАЗА}}</w:t>
-            </w:r>
-          </w:p>
-        </w:tc>
-        <w:tc>
-          <w:tcPr>
-            <w:tcW w:type="dxa" w:w="2880"/>
-          </w:tcPr>
-          <w:p>
-            <w:r>
-              <w:t>Какая база и какая её редакция названы в смете или в задании. Не названа — так и записывается: «в смете не указана»</w:t>
-            </w:r>
-          </w:p>
-        </w:tc>
-        <w:tc>
-          <w:tcPr>
-            <w:tcW w:type="dxa" w:w="2880"/>
-          </w:tcPr>
-          <w:p>
-            <w:r>
-              <w:t>титул и шапка сметы, задание на составление</w:t>
-            </w:r>
-          </w:p>
-        </w:tc>
-      </w:tr>
-      <w:tr>
-        <w:tc>
-          <w:tcPr>
-            <w:tcW w:type="dxa" w:w="2880"/>
-          </w:tcPr>
-          <w:p>
-            <w:r>
-              <w:t>{{ДАТА_УРОВНЯ_ЦЕН}}</w:t>
-            </w:r>
-          </w:p>
-        </w:tc>
-        <w:tc>
-          <w:tcPr>
-            <w:tcW w:type="dxa" w:w="2880"/>
-          </w:tcPr>
-          <w:p>
-            <w:r>
-              <w:t>На какую дату посчитаны цены в проверяемой смете</w:t>
-            </w:r>
-          </w:p>
-        </w:tc>
-        <w:tc>
-          <w:tcPr>
-            <w:tcW w:type="dxa" w:w="2880"/>
-          </w:tcPr>
-          <w:p>
-            <w:r>
-              <w:t>титул сметы, пояснительная записка к ней</w:t>
-            </w:r>
-          </w:p>
-        </w:tc>
-      </w:tr>
-      <w:tr>
-        <w:tc>
-          <w:tcPr>
-            <w:tcW w:type="dxa" w:w="2880"/>
-          </w:tcPr>
-          <w:p>
-            <w:r>
-              <w:t>{{ПОРЯДОК_ИНДЕКСАЦИИ}}</w:t>
-            </w:r>
-          </w:p>
-        </w:tc>
-        <w:tc>
-          <w:tcPr>
-            <w:tcW w:type="dxa" w:w="2880"/>
-          </w:tcPr>
-          <w:p>
-            <w:r>
-              <w:t>Что договор говорит о пересчёте цены при изменении уровня цен: порядок, периодичность, кто инициирует</w:t>
-            </w:r>
-          </w:p>
-        </w:tc>
-        <w:tc>
-          <w:tcPr>
-            <w:tcW w:type="dxa" w:w="2880"/>
-          </w:tcPr>
-          <w:p>
-            <w:r>
-              <w:t>раздел договора о цене и порядке расчётов</w:t>
-            </w:r>
-          </w:p>
-        </w:tc>
-      </w:tr>
-      <w:tr>
-        <w:tc>
-          <w:tcPr>
-            <w:tcW w:type="dxa" w:w="2880"/>
-          </w:tcPr>
-          <w:p>
-            <w:r>
-              <w:t>{{НОМЕР_ПОЗИЦИИ_СМЕТЫ}}</w:t>
-            </w:r>
-          </w:p>
-        </w:tc>
-        <w:tc>
-          <w:tcPr>
-            <w:tcW w:type="dxa" w:w="2880"/>
-          </w:tcPr>
-          <w:p>
-            <w:r>
-              <w:t>Номер строки сметы, к которой относится замечание</w:t>
-            </w:r>
-          </w:p>
-        </w:tc>
-        <w:tc>
-          <w:tcPr>
-            <w:tcW w:type="dxa" w:w="2880"/>
-          </w:tcPr>
-          <w:p>
-            <w:r>
-              <w:t>сама смета</w:t>
-            </w:r>
-          </w:p>
-        </w:tc>
-      </w:tr>
-      <w:tr>
-        <w:tc>
-          <w:tcPr>
-            <w:tcW w:type="dxa" w:w="2880"/>
-          </w:tcPr>
-          <w:p>
-            <w:r>
-              <w:t>{{ПЕРЕЧЕНЬ_ЗАТРАТ_К_ВКЛЮЧЕНИЮ}}</w:t>
-            </w:r>
-          </w:p>
-        </w:tc>
-        <w:tc>
-          <w:tcPr>
-            <w:tcW w:type="dxa" w:w="2880"/>
-          </w:tcPr>
-          <w:p>
-            <w:r>
-              <w:t>Затраты со статусом «не учтено» и «учтено частично» из реестра затрат по объекту — списком, в порядке убывания суммы</w:t>
-            </w:r>
-          </w:p>
-        </w:tc>
-        <w:tc>
-          <w:tcPr>
-            <w:tcW w:type="dxa" w:w="2880"/>
-          </w:tcPr>
-          <w:p>
-            <w:r>
-              <w:t>файл «Реестр затрат по объекту»</w:t>
-            </w:r>
-          </w:p>
-        </w:tc>
-      </w:tr>
-      <w:tr>
-        <w:tc>
-          <w:tcPr>
-            <w:tcW w:type="dxa" w:w="2880"/>
-          </w:tcPr>
-          <w:p>
-            <w:r>
-              <w:t>{{ЧЬЯ_ЗОНА: подрядчик / генподрядчик / заказчик}}</w:t>
-            </w:r>
-          </w:p>
-        </w:tc>
-        <w:tc>
-          <w:tcPr>
-            <w:tcW w:type="dxa" w:w="2880"/>
-          </w:tcPr>
-          <w:p>
-            <w:r>
-              <w:t>Кто несёт затрату по проекту договора. Договор молчит — выбирается «в договоре не распределено»</w:t>
-            </w:r>
-          </w:p>
-        </w:tc>
-        <w:tc>
-          <w:tcPr>
-            <w:tcW w:type="dxa" w:w="2880"/>
-          </w:tcPr>
-          <w:p>
-            <w:r>
-              <w:t>проект договора, регламенты площадки</w:t>
-            </w:r>
-          </w:p>
-        </w:tc>
-      </w:tr>
-    </w:tbl>
-    <w:p/>
-    <w:p>
-      <w:pPr>
-        <w:pStyle w:val="Heading2"/>
-      </w:pPr>
-      <w:r>
-        <w:t>Переписка</w:t>
-      </w:r>
-    </w:p>
-    <w:tbl>
-      <w:tblPr>
-        <w:tblStyle w:val="TableGrid"/>
-        <w:tblW w:type="auto" w:w="0"/>
-        <w:tblLook w:firstColumn="1" w:firstRow="1" w:lastColumn="0" w:lastRow="0" w:noHBand="0" w:noVBand="1" w:val="04A0"/>
-      </w:tblPr>
-      <w:tblGrid>
-        <w:gridCol w:w="2880"/>
-        <w:gridCol w:w="2880"/>
-        <w:gridCol w:w="2880"/>
-      </w:tblGrid>
-      <w:tr>
-        <w:tc>
-          <w:tcPr>
-            <w:tcW w:type="dxa" w:w="2880"/>
-          </w:tcPr>
-          <w:p>
-            <w:r>
-              <w:rPr>
-                <w:b/>
-              </w:rPr>
-              <w:t>Поле</w:t>
-            </w:r>
-          </w:p>
-        </w:tc>
-        <w:tc>
-          <w:tcPr>
-            <w:tcW w:type="dxa" w:w="2880"/>
-          </w:tcPr>
-          <w:p>
-            <w:r>
-              <w:rPr>
-                <w:b/>
-              </w:rPr>
-              <w:t>Что вписать</w:t>
-            </w:r>
-          </w:p>
-        </w:tc>
-        <w:tc>
-          <w:tcPr>
-            <w:tcW w:type="dxa" w:w="2880"/>
-          </w:tcPr>
-          <w:p>
-            <w:r>
-              <w:rPr>
-                <w:b/>
-              </w:rPr>
-              <w:t>Откуда взять</w:t>
-            </w:r>
-          </w:p>
-        </w:tc>
-      </w:tr>
-      <w:tr>
-        <w:tc>
-          <w:tcPr>
-            <w:tcW w:type="dxa" w:w="2880"/>
-          </w:tcPr>
-          <w:p>
-            <w:r>
-              <w:t>{{ИСХОДЯЩИЙ_НОМЕР}}, {{ДАТА_ДОКУМЕНТА}}</w:t>
-            </w:r>
-          </w:p>
-        </w:tc>
-        <w:tc>
-          <w:tcPr>
-            <w:tcW w:type="dxa" w:w="2880"/>
-          </w:tcPr>
-          <w:p>
-            <w:r>
-              <w:t>Реквизиты вашего письма</w:t>
-            </w:r>
-          </w:p>
-        </w:tc>
-        <w:tc>
-          <w:tcPr>
-            <w:tcW w:type="dxa" w:w="2880"/>
-          </w:tcPr>
-          <w:p>
-            <w:r>
-              <w:t>ваш журнал исходящих</w:t>
-            </w:r>
-          </w:p>
-        </w:tc>
-      </w:tr>
-      <w:tr>
-        <w:tc>
-          <w:tcPr>
-            <w:tcW w:type="dxa" w:w="2880"/>
-          </w:tcPr>
-          <w:p>
-            <w:r>
-              <w:t>{{СРОК_ОТВЕТА_НА_ЗАПРОС}}</w:t>
-            </w:r>
-          </w:p>
-        </w:tc>
-        <w:tc>
-          <w:tcPr>
-            <w:tcW w:type="dxa" w:w="2880"/>
-          </w:tcPr>
-          <w:p>
-            <w:r>
-              <w:t>Дата, до которой вы просите ответить. Назначаете сами, с запасом до даты подписания договора</w:t>
-            </w:r>
-          </w:p>
-        </w:tc>
-        <w:tc>
-          <w:tcPr>
-            <w:tcW w:type="dxa" w:w="2880"/>
-          </w:tcPr>
-          <w:p>
-            <w:r>
-              <w:t>ваш календарь сделки</w:t>
-            </w:r>
-          </w:p>
-        </w:tc>
-      </w:tr>
-      <w:tr>
-        <w:tc>
-          <w:tcPr>
-            <w:tcW w:type="dxa" w:w="2880"/>
-          </w:tcPr>
-          <w:p>
-            <w:r>
-              <w:t>{{АДРЕС_ДЛЯ_ОТВЕТА}}, {{ЭЛЕКТРОННАЯ_ПОЧТА}}</w:t>
-            </w:r>
-          </w:p>
-        </w:tc>
-        <w:tc>
-          <w:tcPr>
-            <w:tcW w:type="dxa" w:w="2880"/>
-          </w:tcPr>
-          <w:p>
-            <w:r>
-              <w:t>Куда направить ответ: почтовый адрес и электронная почта, согласованная в договоре как канал переписки</w:t>
-            </w:r>
-          </w:p>
-        </w:tc>
-        <w:tc>
-          <w:tcPr>
-            <w:tcW w:type="dxa" w:w="2880"/>
-          </w:tcPr>
-          <w:p>
-            <w:r>
-              <w:t>ваши рабочие контакты, раздел договора о переписке</w:t>
-            </w:r>
-          </w:p>
-        </w:tc>
-      </w:tr>
-      <w:tr>
-        <w:tc>
-          <w:tcPr>
-            <w:tcW w:type="dxa" w:w="2880"/>
-          </w:tcPr>
-          <w:p>
-            <w:r>
-              <w:t>{{РЕДАКЦИЯ_ПОДРЯДЧИКА}}, {{РЕДАКЦИЯ_ЗАКАЗЧИКА}}</w:t>
-            </w:r>
-          </w:p>
-        </w:tc>
-        <w:tc>
-          <w:tcPr>
-            <w:tcW w:type="dxa" w:w="2880"/>
-          </w:tcPr>
-          <w:p>
-            <w:r>
-              <w:t>Две формулировки одной позиции в протоколе разногласий: ваша и та, что стоит в присланной смете</w:t>
-            </w:r>
-          </w:p>
-        </w:tc>
-        <w:tc>
-          <w:tcPr>
-            <w:tcW w:type="dxa" w:w="2880"/>
-          </w:tcPr>
-          <w:p>
-            <w:r>
-              <w:t>смета и ваш пересчёт</w:t>
-            </w:r>
-          </w:p>
-        </w:tc>
-      </w:tr>
-      <w:tr>
-        <w:tc>
-          <w:tcPr>
-            <w:tcW w:type="dxa" w:w="2880"/>
-          </w:tcPr>
-          <w:p>
-            <w:r>
-              <w:t>{{ОБОСНОВАНИЕ_ПОЗИЦИИ}}</w:t>
-            </w:r>
-          </w:p>
-        </w:tc>
-        <w:tc>
-          <w:tcPr>
-            <w:tcW w:type="dxa" w:w="2880"/>
-          </w:tcPr>
-          <w:p>
-            <w:r>
-              <w:t>Чем подтверждается ваша редакция: лист проекта, ведомость объёмов, регламент площадки, письмо</w:t>
-            </w:r>
-          </w:p>
-        </w:tc>
-        <w:tc>
-          <w:tcPr>
-            <w:tcW w:type="dxa" w:w="2880"/>
-          </w:tcPr>
-          <w:p>
-            <w:r>
-              <w:t>ваши документы по объекту</w:t>
-            </w:r>
-          </w:p>
-        </w:tc>
-      </w:tr>
-    </w:tbl>
-    <w:p/>
-    <w:p>
-      <w:pPr>
-        <w:pStyle w:val="Heading2"/>
-      </w:pPr>
-      <w:r>
-        <w:t>Примечание</w:t>
+        <w:t>Контроль перед направлением</w:t>
       </w:r>
     </w:p>
     <w:p>
       <w:r>
-        <w:t>В полях этого комплекта нет ни одной ставки, ни одного норматива и ни одного размера начисления: такие значения берутся из вашей сметы и вашего договора на дату проверки. Памятки комплекта говорят, что именно в этих значениях проверить, и не называют их сами.</w:t>
+        <w:t>Сверьте суммы и единицы измерения в реестре, приложении к письму и протоколе. Статус «покрыто» должен подтверждаться конкретной позицией или составом начисления. Сохраните направленные редакции и подтверждения доставки. Согласованную смету включите в перечень приложений к договору.</w:t>
       </w:r>
     </w:p>
     <w:sectPr>
-      <w:pgSz w:w="12240" w:h="15840"/>
-      <w:pgMar w:top="1440" w:right="1800" w:bottom="1440" w:left="1800" w:header="720" w:footer="720" w:gutter="0"/>
+      <w:pgSz w:w="11906" w:h="16838"/>
+      <w:pgMar w:top="907" w:right="1020" w:bottom="907" w:left="1134" w:header="720" w:footer="720" w:gutter="0"/>
       <w:cols w:space="720"/>
       <w:docGrid w:linePitch="360"/>
     </w:sectPr>
@@ -1573,6 +1421,14 @@
     <w:name w:val="Normal"/>
     <w:qFormat/>
     <w:rsid w:val="00FC693F"/>
+    <w:pPr>
+      <w:spacing w:after="120" w:line="264" w:lineRule="auto"/>
+    </w:pPr>
+    <w:rPr>
+      <w:rFonts w:ascii="Arial" w:hAnsi="Arial"/>
+      <w:color w:val="303539"/>
+      <w:sz w:val="20"/>
+    </w:rPr>
   </w:style>
   <w:style w:type="paragraph" w:styleId="Header">
     <w:name w:val="header"/>
@@ -1629,15 +1485,15 @@
     <w:pPr>
       <w:keepNext/>
       <w:keepLines/>
-      <w:spacing w:before="480" w:after="0"/>
+      <w:spacing w:before="180" w:after="80"/>
       <w:outlineLvl w:val="0"/>
     </w:pPr>
     <w:rPr>
-      <w:rFonts w:asciiTheme="majorHAnsi" w:eastAsiaTheme="majorEastAsia" w:hAnsiTheme="majorHAnsi" w:cstheme="majorBidi"/>
+      <w:rFonts w:asciiTheme="majorHAnsi" w:eastAsiaTheme="majorEastAsia" w:hAnsiTheme="majorHAnsi" w:cstheme="majorBidi" w:ascii="Arial" w:hAnsi="Arial"/>
       <w:b/>
       <w:bCs/>
-      <w:color w:val="365F91" w:themeColor="accent1" w:themeShade="BF"/>
-      <w:sz w:val="28"/>
+      <w:color w:val="303539"/>
+      <w:sz w:val="22"/>
       <w:szCs w:val="28"/>
     </w:rPr>
   </w:style>
@@ -1653,15 +1509,15 @@
     <w:pPr>
       <w:keepNext/>
       <w:keepLines/>
-      <w:spacing w:before="200" w:after="0"/>
+      <w:spacing w:before="180" w:after="80"/>
       <w:outlineLvl w:val="1"/>
     </w:pPr>
     <w:rPr>
-      <w:rFonts w:asciiTheme="majorHAnsi" w:eastAsiaTheme="majorEastAsia" w:hAnsiTheme="majorHAnsi" w:cstheme="majorBidi"/>
+      <w:rFonts w:asciiTheme="majorHAnsi" w:eastAsiaTheme="majorEastAsia" w:hAnsiTheme="majorHAnsi" w:cstheme="majorBidi" w:ascii="Arial" w:hAnsi="Arial"/>
       <w:b/>
       <w:bCs/>
-      <w:color w:val="4F81BD" w:themeColor="accent1"/>
-      <w:sz w:val="26"/>
+      <w:color w:val="303539"/>
+      <w:sz w:val="20"/>
       <w:szCs w:val="26"/>
     </w:rPr>
   </w:style>
@@ -1915,18 +1771,16 @@
     <w:qFormat/>
     <w:rsid w:val="00FC693F"/>
     <w:pPr>
-      <w:pBdr>
-        <w:bottom w:val="single" w:sz="8" w:space="4" w:color="4F81BD" w:themeColor="accent1"/>
-      </w:pBdr>
-      <w:spacing w:after="300" w:line="240" w:lineRule="auto"/>
+      <w:spacing w:after="80" w:line="240" w:lineRule="auto" w:before="180"/>
       <w:contextualSpacing/>
     </w:pPr>
     <w:rPr>
-      <w:rFonts w:asciiTheme="majorHAnsi" w:eastAsiaTheme="majorEastAsia" w:hAnsiTheme="majorHAnsi" w:cstheme="majorBidi"/>
-      <w:color w:val="17365D" w:themeColor="text2" w:themeShade="BF"/>
+      <w:rFonts w:asciiTheme="majorHAnsi" w:eastAsiaTheme="majorEastAsia" w:hAnsiTheme="majorHAnsi" w:cstheme="majorBidi" w:ascii="Arial" w:hAnsi="Arial"/>
+      <w:b/>
+      <w:color w:val="303539"/>
       <w:spacing w:val="5"/>
       <w:kern w:val="28"/>
-      <w:sz w:val="52"/>
+      <w:sz w:val="30"/>
       <w:szCs w:val="52"/>
     </w:rPr>
   </w:style>
